--- a/ind/docx/004.content.docx
+++ b/ind/docx/004.content.docx
@@ -150,26 +150,6 @@
           <w:lang w:val="id_ID" w:bidi="id_ID"/>
         </w:rPr>
         <w:t>E</w:t>
-      </w:r>
-      <w:r>
-        <w:rPr>
-          <w:lang w:val="id_ID" w:bidi="id_ID"/>
-        </w:rPr>
-      </w:r>
-    </w:p>
-    <w:p>
-      <w:pPr/>
-      <w:r>
-        <w:rPr>
-          <w:lang w:val="id_ID" w:bidi="id_ID"/>
-        </w:rPr>
-      </w:r>
-      <w:r>
-        <w:rPr>
-          <w:i/>
-          <w:lang w:val="id_ID" w:bidi="id_ID"/>
-        </w:rPr>
-        <w:t>Elam (Tempat), Bangsa Elam, Eskatologi</w:t>
       </w:r>
       <w:r>
         <w:rPr>

--- a/ind/docx/004.content.docx
+++ b/ind/docx/004.content.docx
@@ -19,7 +19,7 @@
         <w:rPr>
           <w:lang w:val="id_ID" w:bidi="id_ID"/>
         </w:rPr>
-        <w:t>Resource: Kamus Alkitab (Tyndale)</w:t>
+        <w:t>Resource: Tyndale Open Bible Dictionary</w:t>
       </w:r>
       <w:r>
         <w:rPr>
@@ -112,7 +112,7 @@
         <w:rPr>
           <w:lang w:val="id_ID" w:bidi="id_ID"/>
         </w:rPr>
-        <w:t>Kamus Alkitab (Tyndale)</w:t>
+        <w:t>Tyndale Open Bible Dictionary</w:t>
       </w:r>
     </w:p>
     <w:p>

--- a/ind/docx/004.content.docx
+++ b/ind/docx/004.content.docx
@@ -19,7 +19,7 @@
         <w:rPr>
           <w:lang w:val="id_ID" w:bidi="id_ID"/>
         </w:rPr>
-        <w:t>Resource: Tyndale Open Bible Dictionary</w:t>
+        <w:t>Resource: Aquifer Open Bible Dictionary</w:t>
       </w:r>
       <w:r>
         <w:rPr>
@@ -112,7 +112,7 @@
         <w:rPr>
           <w:lang w:val="id_ID" w:bidi="id_ID"/>
         </w:rPr>
-        <w:t>Tyndale Open Bible Dictionary</w:t>
+        <w:t>Aquifer Open Bible Dictionary</w:t>
       </w:r>
     </w:p>
     <w:p>

--- a/ind/docx/004.content.docx
+++ b/ind/docx/004.content.docx
@@ -261,108 +261,72 @@
         </w:rPr>
         <w:t>Peradaban Barat hampir tidak tahu apa-apa tentang Elam jika bukan karena kesaksian Alkitab. Elam disebutkan dalam hubungannya dengan keturunan Sem (</w:t>
       </w:r>
-      <w:hyperlink r:id="rId13">
-        <w:r>
-          <w:rPr>
-            <w:lang w:val="id_ID" w:bidi="id_ID"/>
-          </w:rPr>
-          <w:rPr>
-            <w:color w:val="0000EE"/>
-            <w:u w:val="single"/>
-          </w:rPr>
-          <w:t>Kej. 10:22</w:t>
-        </w:r>
-      </w:hyperlink>
+      <w:r>
+        <w:rPr>
+          <w:lang w:val="id_ID" w:bidi="id_ID"/>
+        </w:rPr>
+        <w:t>Kej. 10:22</w:t>
+      </w:r>
       <w:r>
         <w:rPr>
           <w:lang w:val="id_ID" w:bidi="id_ID"/>
         </w:rPr>
         <w:t>), dan dalam kitab Kisah Para Rasul dilaporkan bahwa di antara orang Israel yang hadir di Yerusalem untuk Hari Raya Pentakosta, ada beberapa orang yang berasal dari daerah Elam yang lama (</w:t>
       </w:r>
-      <w:hyperlink r:id="rId14">
-        <w:r>
-          <w:rPr>
-            <w:lang w:val="id_ID" w:bidi="id_ID"/>
-          </w:rPr>
-          <w:rPr>
-            <w:color w:val="0000EE"/>
-            <w:u w:val="single"/>
-          </w:rPr>
-          <w:t>Kisah 2:9</w:t>
-        </w:r>
-      </w:hyperlink>
+      <w:r>
+        <w:rPr>
+          <w:lang w:val="id_ID" w:bidi="id_ID"/>
+        </w:rPr>
+        <w:t>Kisah 2:9</w:t>
+      </w:r>
       <w:r>
         <w:rPr>
           <w:lang w:val="id_ID" w:bidi="id_ID"/>
         </w:rPr>
         <w:t>). Yesaya menubuatkan bahwa orang-orang Yahudi yang terbawa ke pembuangan ke Babel akan kembali dari tempat-tempat seperti Elam (</w:t>
       </w:r>
-      <w:hyperlink r:id="rId15">
-        <w:r>
-          <w:rPr>
-            <w:lang w:val="id_ID" w:bidi="id_ID"/>
-          </w:rPr>
-          <w:rPr>
-            <w:color w:val="0000EE"/>
-            <w:u w:val="single"/>
-          </w:rPr>
-          <w:t>Yes. 11:11</w:t>
-        </w:r>
-      </w:hyperlink>
+      <w:r>
+        <w:rPr>
+          <w:lang w:val="id_ID" w:bidi="id_ID"/>
+        </w:rPr>
+        <w:t>Yes. 11:11</w:t>
+      </w:r>
       <w:r>
         <w:rPr>
           <w:lang w:val="id_ID" w:bidi="id_ID"/>
         </w:rPr>
         <w:t>); tetapi kemungkinan besar mereka adalah orang-orang Yahudi berbahasa Aram yang memutuskan untuk tidak kembali ke tanah air mereka menyusul maklumat pemulangan yang dikeluarkan oleh Koresy dari Persia (</w:t>
       </w:r>
-      <w:hyperlink r:id="rId16">
-        <w:r>
-          <w:rPr>
-            <w:lang w:val="id_ID" w:bidi="id_ID"/>
-          </w:rPr>
-          <w:rPr>
-            <w:color w:val="0000EE"/>
-            <w:u w:val="single"/>
-          </w:rPr>
-          <w:t>Ezr. 1:1–4</w:t>
-        </w:r>
-      </w:hyperlink>
+      <w:r>
+        <w:rPr>
+          <w:lang w:val="id_ID" w:bidi="id_ID"/>
+        </w:rPr>
+        <w:t>Ezr. 1:1–4</w:t>
+      </w:r>
       <w:r>
         <w:rPr>
           <w:lang w:val="id_ID" w:bidi="id_ID"/>
         </w:rPr>
         <w:t>). Nama Kedorlaomer, raja Elam (</w:t>
       </w:r>
-      <w:hyperlink r:id="rId17">
-        <w:r>
-          <w:rPr>
-            <w:lang w:val="id_ID" w:bidi="id_ID"/>
-          </w:rPr>
-          <w:rPr>
-            <w:color w:val="0000EE"/>
-            <w:u w:val="single"/>
-          </w:rPr>
-          <w:t>Kej. 14:1</w:t>
-        </w:r>
-      </w:hyperlink>
+      <w:r>
+        <w:rPr>
+          <w:lang w:val="id_ID" w:bidi="id_ID"/>
+        </w:rPr>
+        <w:t>Kej. 14:1</w:t>
+      </w:r>
       <w:r>
         <w:rPr>
           <w:lang w:val="id_ID" w:bidi="id_ID"/>
         </w:rPr>
         <w:t>), jelas merupakan nama asli orang Elam, sehingga memberikan dukungan tambahan bagi keakuratan narasi sejarah dalam kitab Kejadian. Penglihatan Daniel di Susan di provinsi Elam (</w:t>
       </w:r>
-      <w:hyperlink r:id="rId18">
-        <w:r>
-          <w:rPr>
-            <w:lang w:val="id_ID" w:bidi="id_ID"/>
-          </w:rPr>
-          <w:rPr>
-            <w:color w:val="0000EE"/>
-            <w:u w:val="single"/>
-          </w:rPr>
-          <w:t>Dan 8:2</w:t>
-        </w:r>
-      </w:hyperlink>
+      <w:r>
+        <w:rPr>
+          <w:lang w:val="id_ID" w:bidi="id_ID"/>
+        </w:rPr>
+        <w:t>Dan 8:2</w:t>
+      </w:r>
       <w:r>
         <w:rPr>
           <w:lang w:val="id_ID" w:bidi="id_ID"/>
@@ -383,144 +347,96 @@
         </w:rPr>
         <w:t>Pada abad kedelapan SM, Yesaya memanggil Elam untuk berpartisipasi dalam penghancuran Babel sebagai tindakan penghakiman Tuhan (</w:t>
       </w:r>
-      <w:hyperlink r:id="rId19">
-        <w:r>
-          <w:rPr>
-            <w:lang w:val="id_ID" w:bidi="id_ID"/>
-          </w:rPr>
-          <w:rPr>
-            <w:color w:val="0000EE"/>
-            <w:u w:val="single"/>
-          </w:rPr>
-          <w:t>Yes. 21:2</w:t>
-        </w:r>
-      </w:hyperlink>
+      <w:r>
+        <w:rPr>
+          <w:lang w:val="id_ID" w:bidi="id_ID"/>
+        </w:rPr>
+        <w:t>Yes. 21:2</w:t>
+      </w:r>
       <w:r>
         <w:rPr>
           <w:lang w:val="id_ID" w:bidi="id_ID"/>
         </w:rPr>
         <w:t>); namun, hanya ada sedikit informasi mengenai peran Elam dalam penggulingan Babel pada tahun 540 SM. Elam, bersama dengan bangsa-bangsa pemberontak lainnya, pada akhirnya akan mengalami cawan murka Tuhan (</w:t>
       </w:r>
-      <w:hyperlink r:id="rId20">
-        <w:r>
-          <w:rPr>
-            <w:lang w:val="id_ID" w:bidi="id_ID"/>
-          </w:rPr>
-          <w:rPr>
-            <w:color w:val="0000EE"/>
-            <w:u w:val="single"/>
-          </w:rPr>
-          <w:t>Yer. 25:15–26</w:t>
-        </w:r>
-      </w:hyperlink>
+      <w:r>
+        <w:rPr>
+          <w:lang w:val="id_ID" w:bidi="id_ID"/>
+        </w:rPr>
+        <w:t>Yer. 25:15–26</w:t>
+      </w:r>
       <w:r>
         <w:rPr>
           <w:lang w:val="id_ID" w:bidi="id_ID"/>
         </w:rPr>
         <w:t>). Bahkan para pemanahnya yang terkenal di dunia pun tidak akan menjadi tandingan Tuhan semesta alam (</w:t>
       </w:r>
-      <w:hyperlink r:id="rId21">
-        <w:r>
-          <w:rPr>
-            <w:lang w:val="id_ID" w:bidi="id_ID"/>
-          </w:rPr>
-          <w:rPr>
-            <w:color w:val="0000EE"/>
-            <w:u w:val="single"/>
-          </w:rPr>
-          <w:t>Yes. 22:6–12</w:t>
-        </w:r>
-      </w:hyperlink>
+      <w:r>
+        <w:rPr>
+          <w:lang w:val="id_ID" w:bidi="id_ID"/>
+        </w:rPr>
+        <w:t>Yes. 22:6–12</w:t>
+      </w:r>
       <w:r>
         <w:rPr>
           <w:lang w:val="id_ID" w:bidi="id_ID"/>
         </w:rPr>
         <w:t xml:space="preserve">; </w:t>
       </w:r>
-      <w:hyperlink r:id="rId22">
-        <w:r>
-          <w:rPr>
-            <w:lang w:val="id_ID" w:bidi="id_ID"/>
-          </w:rPr>
-          <w:rPr>
-            <w:color w:val="0000EE"/>
-            <w:u w:val="single"/>
-          </w:rPr>
-          <w:t>Yer. 49:35</w:t>
-        </w:r>
-      </w:hyperlink>
+      <w:r>
+        <w:rPr>
+          <w:lang w:val="id_ID" w:bidi="id_ID"/>
+        </w:rPr>
+        <w:t>Yer. 49:35</w:t>
+      </w:r>
       <w:r>
         <w:rPr>
           <w:lang w:val="id_ID" w:bidi="id_ID"/>
         </w:rPr>
         <w:t xml:space="preserve">; </w:t>
       </w:r>
-      <w:hyperlink r:id="rId23">
-        <w:r>
-          <w:rPr>
-            <w:lang w:val="id_ID" w:bidi="id_ID"/>
-          </w:rPr>
-          <w:rPr>
-            <w:color w:val="0000EE"/>
-            <w:u w:val="single"/>
-          </w:rPr>
-          <w:t>Yeh. 32:24</w:t>
-        </w:r>
-      </w:hyperlink>
+      <w:r>
+        <w:rPr>
+          <w:lang w:val="id_ID" w:bidi="id_ID"/>
+        </w:rPr>
+        <w:t>Yeh. 32:24</w:t>
+      </w:r>
       <w:r>
         <w:rPr>
           <w:lang w:val="id_ID" w:bidi="id_ID"/>
         </w:rPr>
         <w:t>). Ratapan Yehezkiel terhadap Elam secara dramatis menggambarkan kengerian kuburan yang tidak mengenal Tuhan (</w:t>
       </w:r>
-      <w:hyperlink r:id="rId24">
-        <w:r>
-          <w:rPr>
-            <w:lang w:val="id_ID" w:bidi="id_ID"/>
-          </w:rPr>
-          <w:rPr>
-            <w:color w:val="0000EE"/>
-            <w:u w:val="single"/>
-          </w:rPr>
-          <w:t>Yeh. 32:24–25</w:t>
-        </w:r>
-      </w:hyperlink>
+      <w:r>
+        <w:rPr>
+          <w:lang w:val="id_ID" w:bidi="id_ID"/>
+        </w:rPr>
+        <w:t>Yeh. 32:24–25</w:t>
+      </w:r>
       <w:r>
         <w:rPr>
           <w:lang w:val="id_ID" w:bidi="id_ID"/>
         </w:rPr>
         <w:t>). Yeremia memperingatkan bangsa Elam bahwa mereka tidak dapat melarikan diri dari penghakiman Allah, yang dipastikan dengan kehadiran takhta-Nya di tengah-tengah mereka (</w:t>
       </w:r>
-      <w:hyperlink r:id="rId25">
-        <w:r>
-          <w:rPr>
-            <w:lang w:val="id_ID" w:bidi="id_ID"/>
-          </w:rPr>
-          <w:rPr>
-            <w:color w:val="0000EE"/>
-            <w:u w:val="single"/>
-          </w:rPr>
-          <w:t>Yer. 49:38</w:t>
-        </w:r>
-      </w:hyperlink>
+      <w:r>
+        <w:rPr>
+          <w:lang w:val="id_ID" w:bidi="id_ID"/>
+        </w:rPr>
+        <w:t>Yer. 49:38</w:t>
+      </w:r>
       <w:r>
         <w:rPr>
           <w:lang w:val="id_ID" w:bidi="id_ID"/>
         </w:rPr>
         <w:t xml:space="preserve">). Namun, kehancuran Elam, meskipun secara politis telah tuntas dengan penaklukan Persia, bukan tidak dapat diperbaiki (ay. </w:t>
       </w:r>
-      <w:hyperlink r:id="rId26">
-        <w:r>
-          <w:rPr>
-            <w:lang w:val="id_ID" w:bidi="id_ID"/>
-          </w:rPr>
-          <w:rPr>
-            <w:color w:val="0000EE"/>
-            <w:u w:val="single"/>
-          </w:rPr>
-          <w:t>39</w:t>
-        </w:r>
-      </w:hyperlink>
+      <w:r>
+        <w:rPr>
+          <w:lang w:val="id_ID" w:bidi="id_ID"/>
+        </w:rPr>
+        <w:t>39</w:t>
+      </w:r>
       <w:r>
         <w:rPr>
           <w:lang w:val="id_ID" w:bidi="id_ID"/>
@@ -611,54 +527,36 @@
         </w:rPr>
         <w:t>Alkitab mengajarkan bahwa semua manusia akan mati (</w:t>
       </w:r>
-      <w:hyperlink r:id="rId27">
-        <w:r>
-          <w:rPr>
-            <w:lang w:val="id_ID" w:bidi="id_ID"/>
-          </w:rPr>
-          <w:rPr>
-            <w:color w:val="0000EE"/>
-            <w:u w:val="single"/>
-          </w:rPr>
-          <w:t>Ibr. 9:27</w:t>
-        </w:r>
-      </w:hyperlink>
+      <w:r>
+        <w:rPr>
+          <w:lang w:val="id_ID" w:bidi="id_ID"/>
+        </w:rPr>
+        <w:t>Ibr. 9:27</w:t>
+      </w:r>
       <w:r>
         <w:rPr>
           <w:lang w:val="id_ID" w:bidi="id_ID"/>
         </w:rPr>
         <w:t>), kecuali orang-orang yang masih hidup ketika Kristus datang kembali (</w:t>
       </w:r>
-      <w:hyperlink r:id="rId28">
-        <w:r>
-          <w:rPr>
-            <w:lang w:val="id_ID" w:bidi="id_ID"/>
-          </w:rPr>
-          <w:rPr>
-            <w:color w:val="0000EE"/>
-            <w:u w:val="single"/>
-          </w:rPr>
-          <w:t>1Tes. 4:17</w:t>
-        </w:r>
-      </w:hyperlink>
+      <w:r>
+        <w:rPr>
+          <w:lang w:val="id_ID" w:bidi="id_ID"/>
+        </w:rPr>
+        <w:t>1Tes. 4:17</w:t>
+      </w:r>
       <w:r>
         <w:rPr>
           <w:lang w:val="id_ID" w:bidi="id_ID"/>
         </w:rPr>
         <w:t>). Kematian fisik, atau "kematian pertama," adalah terpisahnya jiwa dari tubuh. Karena adanya dosa di dunia, setiap orang harus mati (</w:t>
       </w:r>
-      <w:hyperlink r:id="rId29">
-        <w:r>
-          <w:rPr>
-            <w:lang w:val="id_ID" w:bidi="id_ID"/>
-          </w:rPr>
-          <w:rPr>
-            <w:color w:val="0000EE"/>
-            <w:u w:val="single"/>
-          </w:rPr>
-          <w:t>Rm. 5:12</w:t>
-        </w:r>
-      </w:hyperlink>
+      <w:r>
+        <w:rPr>
+          <w:lang w:val="id_ID" w:bidi="id_ID"/>
+        </w:rPr>
+        <w:t>Rm. 5:12</w:t>
+      </w:r>
       <w:r>
         <w:rPr>
           <w:lang w:val="id_ID" w:bidi="id_ID"/>
@@ -715,54 +613,36 @@
         </w:rPr>
         <w:t>Alkitab mengajarkan bahwa pada akhir zaman, Kristus akan datang kembali dalam bentuk jasmani (</w:t>
       </w:r>
-      <w:hyperlink r:id="rId30">
-        <w:r>
-          <w:rPr>
-            <w:lang w:val="id_ID" w:bidi="id_ID"/>
-          </w:rPr>
-          <w:rPr>
-            <w:color w:val="0000EE"/>
-            <w:u w:val="single"/>
-          </w:rPr>
-          <w:t>Kisah 1:11</w:t>
-        </w:r>
-      </w:hyperlink>
+      <w:r>
+        <w:rPr>
+          <w:lang w:val="id_ID" w:bidi="id_ID"/>
+        </w:rPr>
+        <w:t>Kisah 1:11</w:t>
+      </w:r>
       <w:r>
         <w:rPr>
           <w:lang w:val="id_ID" w:bidi="id_ID"/>
         </w:rPr>
         <w:t>). Tidak ada yang tahu persis kapan hal ini akan terjadi, karena itu, peristiwa ini akan mengejutkan sebagian orang, sebab datangnya seperti pencuri pada malam hari (</w:t>
       </w:r>
-      <w:hyperlink r:id="rId31">
-        <w:r>
-          <w:rPr>
-            <w:lang w:val="id_ID" w:bidi="id_ID"/>
-          </w:rPr>
-          <w:rPr>
-            <w:color w:val="0000EE"/>
-            <w:u w:val="single"/>
-          </w:rPr>
-          <w:t>Luk. 12:39–40</w:t>
-        </w:r>
-      </w:hyperlink>
+      <w:r>
+        <w:rPr>
+          <w:lang w:val="id_ID" w:bidi="id_ID"/>
+        </w:rPr>
+        <w:t>Luk. 12:39–40</w:t>
+      </w:r>
       <w:r>
         <w:rPr>
           <w:lang w:val="id_ID" w:bidi="id_ID"/>
         </w:rPr>
         <w:t xml:space="preserve">). Meskipun waktunya tidak diketahui, fakta bahwa hal itu akan terjadi sangat pasti. Banyak perumpamaan Yesus (terutama dalam </w:t>
       </w:r>
-      <w:hyperlink r:id="rId32">
-        <w:r>
-          <w:rPr>
-            <w:lang w:val="id_ID" w:bidi="id_ID"/>
-          </w:rPr>
-          <w:rPr>
-            <w:color w:val="0000EE"/>
-            <w:u w:val="single"/>
-          </w:rPr>
-          <w:t>Mat. 24–25</w:t>
-        </w:r>
-      </w:hyperlink>
+      <w:r>
+        <w:rPr>
+          <w:lang w:val="id_ID" w:bidi="id_ID"/>
+        </w:rPr>
+        <w:t>Mat. 24–25</w:t>
+      </w:r>
       <w:r>
         <w:rPr>
           <w:lang w:val="id_ID" w:bidi="id_ID"/>
@@ -794,36 +674,24 @@
         </w:rPr>
         <w:t>Semua orang yang telah mati akan hidup kembali. Inilah peristiwa kebangkitan tubuh, kembalinya keberadaan tubuh setiap orang. Bagi orang percaya, hal ini akan terjadi sehubungan dengan kedatangan Kristus yang kedua kali dan akan melibatkan transformasi tubuh jasmani yang sekarang ini ke dalam tubuh yang baru dan sempurna (</w:t>
       </w:r>
-      <w:hyperlink r:id="rId33">
-        <w:r>
-          <w:rPr>
-            <w:lang w:val="id_ID" w:bidi="id_ID"/>
-          </w:rPr>
-          <w:rPr>
-            <w:color w:val="0000EE"/>
-            <w:u w:val="single"/>
-          </w:rPr>
-          <w:t>1Kor. 15:35–56</w:t>
-        </w:r>
-      </w:hyperlink>
+      <w:r>
+        <w:rPr>
+          <w:lang w:val="id_ID" w:bidi="id_ID"/>
+        </w:rPr>
+        <w:t>1Kor. 15:35–56</w:t>
+      </w:r>
       <w:r>
         <w:rPr>
           <w:lang w:val="id_ID" w:bidi="id_ID"/>
         </w:rPr>
         <w:t>). Alkitab juga mengindikasikan adanya kebangkitan orang-orang yang tidak percaya, menuju kematian kekal (</w:t>
       </w:r>
-      <w:hyperlink r:id="rId34">
-        <w:r>
-          <w:rPr>
-            <w:lang w:val="id_ID" w:bidi="id_ID"/>
-          </w:rPr>
-          <w:rPr>
-            <w:color w:val="0000EE"/>
-            <w:u w:val="single"/>
-          </w:rPr>
-          <w:t>Yoh. 5:28–29</w:t>
-        </w:r>
-      </w:hyperlink>
+      <w:r>
+        <w:rPr>
+          <w:lang w:val="id_ID" w:bidi="id_ID"/>
+        </w:rPr>
+        <w:t>Yoh. 5:28–29</w:t>
+      </w:r>
       <w:r>
         <w:rPr>
           <w:lang w:val="id_ID" w:bidi="id_ID"/>
@@ -905,36 +773,24 @@
         </w:rPr>
         <w:t xml:space="preserve">Banyak orang Kristen percaya bahwa akan ada pemerintahan Yesus Kristus di bumi, yang disebut Milenium (Kerajaan Seribu Tahun), sebelum penghakiman terakhir. Keyakinan ini didasarkan pada </w:t>
       </w:r>
-      <w:hyperlink r:id="rId35">
-        <w:r>
-          <w:rPr>
-            <w:lang w:val="id_ID" w:bidi="id_ID"/>
-          </w:rPr>
-          <w:rPr>
-            <w:color w:val="0000EE"/>
-            <w:u w:val="single"/>
-          </w:rPr>
-          <w:t>Why. 20:4–7</w:t>
-        </w:r>
-      </w:hyperlink>
+      <w:r>
+        <w:rPr>
+          <w:lang w:val="id_ID" w:bidi="id_ID"/>
+        </w:rPr>
+        <w:t>Why. 20:4–7</w:t>
+      </w:r>
       <w:r>
         <w:rPr>
           <w:lang w:val="id_ID" w:bidi="id_ID"/>
         </w:rPr>
         <w:t xml:space="preserve">. Mereka yang percaya bahwa Kristus akan datang kembali secara pribadi untuk memulai periode ini disebut premilenialis. Yang lainnya, yang mengajarkan bahwa kerajaan itu akan didirikan melalui pemberitaan Injil yang semakin lama semakin sukses, disebut sebagai postmilenialis. Yang lainnya lagi, yang disebut amilenialis, tidak percaya bahwa akan adanya pemerintahan Kristus di bumi sama sekali, tetapi menafsirkan 1,000 tahun dalam </w:t>
       </w:r>
-      <w:hyperlink r:id="rId36">
-        <w:r>
-          <w:rPr>
-            <w:lang w:val="id_ID" w:bidi="id_ID"/>
-          </w:rPr>
-          <w:rPr>
-            <w:color w:val="0000EE"/>
-            <w:u w:val="single"/>
-          </w:rPr>
-          <w:t>Why. 20</w:t>
-        </w:r>
-      </w:hyperlink>
+      <w:r>
+        <w:rPr>
+          <w:lang w:val="id_ID" w:bidi="id_ID"/>
+        </w:rPr>
+        <w:t>Why. 20</w:t>
+      </w:r>
       <w:r>
         <w:rPr>
           <w:lang w:val="id_ID" w:bidi="id_ID"/>
@@ -966,18 +822,12 @@
         </w:rPr>
         <w:t xml:space="preserve">Alkitab berbicara tentang masa kesengsaraan atau kesusahan besar, yang akan datang ke atas bumi, melebihi apa pun yang pernah terjadi sebelumnya. Beberapa orang, yang mengidentifikasikannya sebagai minggu ke-70 dalam </w:t>
       </w:r>
-      <w:hyperlink r:id="rId37">
-        <w:r>
-          <w:rPr>
-            <w:lang w:val="id_ID" w:bidi="id_ID"/>
-          </w:rPr>
-          <w:rPr>
-            <w:color w:val="0000EE"/>
-            <w:u w:val="single"/>
-          </w:rPr>
-          <w:t>Dan. 9:24–27</w:t>
-        </w:r>
-      </w:hyperlink>
+      <w:r>
+        <w:rPr>
+          <w:lang w:val="id_ID" w:bidi="id_ID"/>
+        </w:rPr>
+        <w:t>Dan. 9:24–27</w:t>
+      </w:r>
       <w:r>
         <w:rPr>
           <w:lang w:val="id_ID" w:bidi="id_ID"/>
